--- a/lessons/6-2-group1/homework.docx
+++ b/lessons/6-2-group1/homework.docx
@@ -80,7 +80,7 @@
         <w:spacing w:after="60" w:before="0"/>
       </w:pPr>
       <w:r>
-        <w:t xml:space="preserve">Content: With my small group, I can divide a fraction by a fraction by multiplying by the reciprocal and simplifying — one step at a time, with support.</w:t>
+        <w:t xml:space="preserve">Content: With my small group, I can divide a fraction by a fraction and divide with mixed numbers by multiplying by the reciprocal — one step at a time, with support.</w:t>
       </w:r>
     </w:p>
     <w:p>
@@ -479,7 +479,133 @@
         <w:t xml:space="preserve">Simplify (Simplificar)</w:t>
       </w:r>
       <w:r>
-        <w:t xml:space="preserve"> — To make a fraction smaller using the same parts, like 2/4 = 1/2.</w:t>
+        <w:t xml:space="preserve"> — To write a fraction with smaller numbers that names the same amount, like 2/4 = 1/2.</w:t>
+      </w:r>
+    </w:p>
+    <w:p>
+      <w:pPr>
+        <w:keepNext/>
+        <w:spacing w:after="20" w:before="80"/>
+        <w:jc w:val="center"/>
+      </w:pPr>
+      <w:r>
+        <w:drawing>
+          <wp:inline distT="0" distB="0" distL="0" distR="0">
+            <wp:extent cx="1047750" cy="790575"/>
+            <wp:effectExtent t="0" r="0" b="0" l="0"/>
+            <wp:docPr id="1" name="" descr="" title=""/>
+            <wp:cNvGraphicFramePr>
+              <a:graphicFrameLocks xmlns:a="http://schemas.openxmlformats.org/drawingml/2006/main" noChangeAspect="1"/>
+            </wp:cNvGraphicFramePr>
+            <a:graphic xmlns:a="http://schemas.openxmlformats.org/drawingml/2006/main">
+              <a:graphicData uri="http://schemas.openxmlformats.org/drawingml/2006/picture">
+                <pic:pic xmlns:pic="http://schemas.openxmlformats.org/drawingml/2006/picture">
+                  <pic:nvPicPr>
+                    <pic:cNvPr id="0" name="" descr=""/>
+                    <pic:cNvPicPr>
+                      <a:picLocks noChangeAspect="1" noChangeArrowheads="1"/>
+                    </pic:cNvPicPr>
+                  </pic:nvPicPr>
+                  <pic:blipFill>
+                    <a:blip r:embed="rId13" cstate="none"/>
+                    <a:srcRect/>
+                    <a:stretch>
+                      <a:fillRect/>
+                    </a:stretch>
+                  </pic:blipFill>
+                  <pic:spPr bwMode="auto">
+                    <a:xfrm>
+                      <a:off x="0" y="0"/>
+                      <a:ext cx="1047750" cy="790575"/>
+                    </a:xfrm>
+                    <a:prstGeom prst="rect">
+                      <a:avLst/>
+                    </a:prstGeom>
+                  </pic:spPr>
+                </pic:pic>
+              </a:graphicData>
+            </a:graphic>
+          </wp:inline>
+        </w:drawing>
+      </w:r>
+    </w:p>
+    <w:p>
+      <w:pPr>
+        <w:keepNext/>
+        <w:spacing w:after="120"/>
+      </w:pPr>
+      <w:r>
+        <w:rPr>
+          <w:b/>
+          <w:bCs/>
+        </w:rPr>
+        <w:t xml:space="preserve">Mixed number (Número mixto)</w:t>
+      </w:r>
+      <w:r>
+        <w:t xml:space="preserve"> — A whole number and a fraction written together, like 2 1/2. It must be rewritten as an improper fraction before dividing.</w:t>
+      </w:r>
+    </w:p>
+    <w:p>
+      <w:pPr>
+        <w:keepNext/>
+        <w:spacing w:after="20" w:before="80"/>
+        <w:jc w:val="center"/>
+      </w:pPr>
+      <w:r>
+        <w:drawing>
+          <wp:inline distT="0" distB="0" distL="0" distR="0">
+            <wp:extent cx="1047750" cy="790575"/>
+            <wp:effectExtent t="0" r="0" b="0" l="0"/>
+            <wp:docPr id="1" name="" descr="" title=""/>
+            <wp:cNvGraphicFramePr>
+              <a:graphicFrameLocks xmlns:a="http://schemas.openxmlformats.org/drawingml/2006/main" noChangeAspect="1"/>
+            </wp:cNvGraphicFramePr>
+            <a:graphic xmlns:a="http://schemas.openxmlformats.org/drawingml/2006/main">
+              <a:graphicData uri="http://schemas.openxmlformats.org/drawingml/2006/picture">
+                <pic:pic xmlns:pic="http://schemas.openxmlformats.org/drawingml/2006/picture">
+                  <pic:nvPicPr>
+                    <pic:cNvPr id="0" name="" descr=""/>
+                    <pic:cNvPicPr>
+                      <a:picLocks noChangeAspect="1" noChangeArrowheads="1"/>
+                    </pic:cNvPicPr>
+                  </pic:nvPicPr>
+                  <pic:blipFill>
+                    <a:blip r:embed="rId14" cstate="none"/>
+                    <a:srcRect/>
+                    <a:stretch>
+                      <a:fillRect/>
+                    </a:stretch>
+                  </pic:blipFill>
+                  <pic:spPr bwMode="auto">
+                    <a:xfrm>
+                      <a:off x="0" y="0"/>
+                      <a:ext cx="1047750" cy="790575"/>
+                    </a:xfrm>
+                    <a:prstGeom prst="rect">
+                      <a:avLst/>
+                    </a:prstGeom>
+                  </pic:spPr>
+                </pic:pic>
+              </a:graphicData>
+            </a:graphic>
+          </wp:inline>
+        </w:drawing>
+      </w:r>
+    </w:p>
+    <w:p>
+      <w:pPr>
+        <w:keepNext/>
+        <w:spacing w:after="120"/>
+      </w:pPr>
+      <w:r>
+        <w:rPr>
+          <w:b/>
+          <w:bCs/>
+        </w:rPr>
+        <w:t xml:space="preserve">Improper fraction (Fracción impropia)</w:t>
+      </w:r>
+      <w:r>
+        <w:t xml:space="preserve"> — A fraction whose numerator is greater than or equal to its denominator, like 5/2.</w:t>
       </w:r>
     </w:p>
     <w:p>
@@ -626,7 +752,62 @@
           <w:b/>
           <w:bCs/>
         </w:rPr>
-        <w:t xml:space="preserve">3. What is (3/4) ÷ (1/2)?</w:t>
+        <w:t xml:space="preserve">3. A recipe needs 2/3 cup of sugar. You only have a 1/6-cup scoop. How many scoops do you need?</w:t>
+      </w:r>
+    </w:p>
+    <w:p>
+      <w:pPr>
+        <w:spacing w:after="40" w:before="0"/>
+      </w:pPr>
+      <w:r>
+        <w:t xml:space="preserve">     A. 4 scoops</w:t>
+      </w:r>
+    </w:p>
+    <w:p>
+      <w:pPr>
+        <w:spacing w:after="40" w:before="0"/>
+      </w:pPr>
+      <w:r>
+        <w:t xml:space="preserve">     B. 3 scoops</w:t>
+      </w:r>
+    </w:p>
+    <w:p>
+      <w:pPr>
+        <w:spacing w:after="40" w:before="0"/>
+      </w:pPr>
+      <w:r>
+        <w:t xml:space="preserve">     C. 6 scoops</w:t>
+      </w:r>
+    </w:p>
+    <w:p>
+      <w:pPr>
+        <w:spacing w:after="40" w:before="0"/>
+      </w:pPr>
+      <w:r>
+        <w:t xml:space="preserve">     D. 2 scoops</w:t>
+      </w:r>
+    </w:p>
+    <w:p>
+      <w:pPr>
+        <w:spacing w:after="60" w:before="120"/>
+      </w:pPr>
+      <w:r>
+        <w:rPr>
+          <w:color w:val="BBBBBB"/>
+        </w:rPr>
+        <w:t xml:space="preserve">______________________________________________________________________</w:t>
+      </w:r>
+    </w:p>
+    <w:p>
+      <w:pPr>
+        <w:spacing w:after="80" w:before="0"/>
+      </w:pPr>
+      <w:r>
+        <w:rPr>
+          <w:b/>
+          <w:bCs/>
+        </w:rPr>
+        <w:t xml:space="preserve">4. What is (3/4) ÷ (1/2)?</w:t>
       </w:r>
     </w:p>
     <w:p>
@@ -681,7 +862,7 @@
           <w:b/>
           <w:bCs/>
         </w:rPr>
-        <w:t xml:space="preserve">4. What is (2/3) ÷ (4/9)?</w:t>
+        <w:t xml:space="preserve">5. What is (2/3) ÷ (4/9)?</w:t>
       </w:r>
     </w:p>
     <w:p>
@@ -736,7 +917,7 @@
           <w:b/>
           <w:bCs/>
         </w:rPr>
-        <w:t xml:space="preserve">5. What is (5/6) ÷ (5/12)?</w:t>
+        <w:t xml:space="preserve">6. What is (5/6) ÷ (5/12)?</w:t>
       </w:r>
     </w:p>
     <w:p>
@@ -791,7 +972,7 @@
           <w:b/>
           <w:bCs/>
         </w:rPr>
-        <w:t xml:space="preserve">6. What is (7/8) ÷ (1/4)?</w:t>
+        <w:t xml:space="preserve">7. What is (7/8) ÷ (1/4)?</w:t>
       </w:r>
     </w:p>
     <w:p>
@@ -846,7 +1027,7 @@
           <w:b/>
           <w:bCs/>
         </w:rPr>
-        <w:t xml:space="preserve">7. Lock 1 — Crack the code: What is (1/2) ÷ (1/4) in simplest form?</w:t>
+        <w:t xml:space="preserve">8. Lock 1 — Crack the code: What is (1/2) ÷ (1/4) in simplest form?</w:t>
       </w:r>
     </w:p>
     <w:p>
@@ -879,61 +1060,6 @@
       </w:pPr>
       <w:r>
         <w:t xml:space="preserve">     D. 1/2</w:t>
-      </w:r>
-    </w:p>
-    <w:p>
-      <w:pPr>
-        <w:spacing w:after="60" w:before="120"/>
-      </w:pPr>
-      <w:r>
-        <w:rPr>
-          <w:color w:val="BBBBBB"/>
-        </w:rPr>
-        <w:t xml:space="preserve">______________________________________________________________________</w:t>
-      </w:r>
-    </w:p>
-    <w:p>
-      <w:pPr>
-        <w:spacing w:after="80" w:before="0"/>
-      </w:pPr>
-      <w:r>
-        <w:rPr>
-          <w:b/>
-          <w:bCs/>
-        </w:rPr>
-        <w:t xml:space="preserve">8. Lock 2 — The vault dial reads a fraction problem: What is (2/3) ÷ (1/6) in simplest form?</w:t>
-      </w:r>
-    </w:p>
-    <w:p>
-      <w:pPr>
-        <w:spacing w:after="40" w:before="0"/>
-      </w:pPr>
-      <w:r>
-        <w:t xml:space="preserve">     A. 4</w:t>
-      </w:r>
-    </w:p>
-    <w:p>
-      <w:pPr>
-        <w:spacing w:after="40" w:before="0"/>
-      </w:pPr>
-      <w:r>
-        <w:t xml:space="preserve">     B. 1/9</w:t>
-      </w:r>
-    </w:p>
-    <w:p>
-      <w:pPr>
-        <w:spacing w:after="40" w:before="0"/>
-      </w:pPr>
-      <w:r>
-        <w:t xml:space="preserve">     C. 2/18</w:t>
-      </w:r>
-    </w:p>
-    <w:p>
-      <w:pPr>
-        <w:spacing w:after="40" w:before="0"/>
-      </w:pPr>
-      <w:r>
-        <w:t xml:space="preserve">     D. 9/2</w:t>
       </w:r>
     </w:p>
     <w:p>
@@ -1038,7 +1164,7 @@
           <w:b/>
           <w:bCs/>
         </w:rPr>
-        <w:t xml:space="preserve">3. A. 3/2</w:t>
+        <w:t xml:space="preserve">3. A. 4 scoops</w:t>
       </w:r>
     </w:p>
     <w:p>
@@ -1046,7 +1172,7 @@
         <w:spacing w:after="20" w:before="0"/>
       </w:pPr>
       <w:r>
-        <w:t xml:space="preserve">     (3/4) ÷ (1/2) = (3/4) × (2/1) = 6/4 = 3/2.</w:t>
+        <w:t xml:space="preserve">     2/3 ÷ 1/6 = 2/3 × 6/1 = 12/3 = 4 scoops.</w:t>
       </w:r>
     </w:p>
     <w:p>
@@ -1078,7 +1204,7 @@
         <w:spacing w:after="20" w:before="0"/>
       </w:pPr>
       <w:r>
-        <w:t xml:space="preserve">     (2/3) × (9/4) = 18/12 = 3/2.</w:t>
+        <w:t xml:space="preserve">     (3/4) ÷ (1/2) = (3/4) × (2/1) = 6/4 = 3/2.</w:t>
       </w:r>
     </w:p>
     <w:p>
@@ -1102,7 +1228,7 @@
           <w:b/>
           <w:bCs/>
         </w:rPr>
-        <w:t xml:space="preserve">5. A. 2</w:t>
+        <w:t xml:space="preserve">5. A. 3/2</w:t>
       </w:r>
     </w:p>
     <w:p>
@@ -1110,7 +1236,7 @@
         <w:spacing w:after="20" w:before="0"/>
       </w:pPr>
       <w:r>
-        <w:t xml:space="preserve">     (5/6) × (12/5) = 60/30 = 2.</w:t>
+        <w:t xml:space="preserve">     (2/3) × (9/4) = 18/12 = 3/2.</w:t>
       </w:r>
     </w:p>
     <w:p>
@@ -1134,7 +1260,7 @@
           <w:b/>
           <w:bCs/>
         </w:rPr>
-        <w:t xml:space="preserve">6. A. 7/2</w:t>
+        <w:t xml:space="preserve">6. A. 2</w:t>
       </w:r>
     </w:p>
     <w:p>
@@ -1142,7 +1268,7 @@
         <w:spacing w:after="20" w:before="0"/>
       </w:pPr>
       <w:r>
-        <w:t xml:space="preserve">     (7/8) × (4/1) = 28/8 = 7/2.</w:t>
+        <w:t xml:space="preserve">     (5/6) × (12/5) = 60/30 = 2.</w:t>
       </w:r>
     </w:p>
     <w:p>
@@ -1166,7 +1292,7 @@
           <w:b/>
           <w:bCs/>
         </w:rPr>
-        <w:t xml:space="preserve">7. A. 2</w:t>
+        <w:t xml:space="preserve">7. A. 7/2</w:t>
       </w:r>
     </w:p>
     <w:p>
@@ -1174,7 +1300,7 @@
         <w:spacing w:after="20" w:before="0"/>
       </w:pPr>
       <w:r>
-        <w:t xml:space="preserve">     (1/2) ÷ (1/4) = (1/2) × (4/1) = 4/2 = 2. Two 1/4-size pieces fit into 1/2, so the lock opens on 2.</w:t>
+        <w:t xml:space="preserve">     (7/8) × (4/1) = 28/8 = 7/2.</w:t>
       </w:r>
     </w:p>
     <w:p>
@@ -1198,7 +1324,7 @@
           <w:b/>
           <w:bCs/>
         </w:rPr>
-        <w:t xml:space="preserve">8. A. 4</w:t>
+        <w:t xml:space="preserve">8. A. 2</w:t>
       </w:r>
     </w:p>
     <w:p>
@@ -1206,7 +1332,7 @@
         <w:spacing w:after="20" w:before="0"/>
       </w:pPr>
       <w:r>
-        <w:t xml:space="preserve">     (2/3) ÷ (1/6) = (2/3) × (6/1) = 12/3 = 4. The dial unlocks at 4.</w:t>
+        <w:t xml:space="preserve">     (1/2) ÷ (1/4) = (1/2) × (4/1) = 4/2 = 2. Two 1/4-size pieces fit into 1/2, so the lock opens on 2.</w:t>
       </w:r>
     </w:p>
     <w:p>
